--- a/13.misc concepts/SOAP & XML/XML.docx
+++ b/13.misc concepts/SOAP & XML/XML.docx
@@ -4648,10 +4648,27 @@
           </w:p>
         </w:tc>
       </w:tr>
+    </w:tbl>
+    <w:p/>
+    <w:p>
+      <w:r>
+        <w:t xml:space="preserve">Diff between 2 methods – readValue() ,readTree() </w:t>
+      </w:r>
+    </w:p>
+    <w:tbl>
+      <w:tblPr>
+        <w:tblStyle w:val="TableGrid"/>
+        <w:tblW w:w="0" w:type="auto"/>
+        <w:tblLook w:val="04A0" w:firstRow="1" w:lastRow="0" w:firstColumn="1" w:lastColumn="0" w:noHBand="0" w:noVBand="1"/>
+      </w:tblPr>
+      <w:tblGrid>
+        <w:gridCol w:w="11065"/>
+        <w:gridCol w:w="11965"/>
+      </w:tblGrid>
       <w:tr>
         <w:tc>
           <w:tcPr>
-            <w:tcW w:w="14845" w:type="dxa"/>
+            <w:tcW w:w="11065" w:type="dxa"/>
           </w:tcPr>
           <w:p>
             <w:pPr>
@@ -4688,14 +4705,7 @@
                 </w14:textFill>
               </w:rPr>
             </w:pPr>
-          </w:p>
-        </w:tc>
-        <w:tc>
-          <w:tcPr>
-            <w:tcW w:w="8185" w:type="dxa"/>
-          </w:tcPr>
-          <w:p>
-            <w:pPr>
+            <w:r>
               <w:rPr>
                 <w:color w:val="E7E6E6" w:themeColor="background2"/>
                 <w:lang w:val="en-US"/>
@@ -4728,7 +4738,1518 @@
                   </w14:gradFill>
                 </w14:textFill>
               </w:rPr>
+              <w:t>readValue()</w:t>
+            </w:r>
+            <w:r>
+              <w:rPr>
+                <w:color w:val="E7E6E6" w:themeColor="background2"/>
+                <w:lang w:val="en-US"/>
+                <w14:textFill>
+                  <w14:gradFill>
+                    <w14:gsLst>
+                      <w14:gs w14:pos="0">
+                        <w14:schemeClr w14:val="bg2">
+                          <w14:lumMod w14:val="50000"/>
+                          <w14:shade w14:val="30000"/>
+                          <w14:satMod w14:val="115000"/>
+                        </w14:schemeClr>
+                      </w14:gs>
+                      <w14:gs w14:pos="50000">
+                        <w14:schemeClr w14:val="bg2">
+                          <w14:lumMod w14:val="50000"/>
+                          <w14:shade w14:val="67500"/>
+                          <w14:satMod w14:val="115000"/>
+                        </w14:schemeClr>
+                      </w14:gs>
+                      <w14:gs w14:pos="100000">
+                        <w14:schemeClr w14:val="bg2">
+                          <w14:lumMod w14:val="50000"/>
+                          <w14:shade w14:val="100000"/>
+                          <w14:satMod w14:val="115000"/>
+                        </w14:schemeClr>
+                      </w14:gs>
+                    </w14:gsLst>
+                    <w14:lin w14:ang="2700000" w14:scaled="0"/>
+                  </w14:gradFill>
+                </w14:textFill>
+              </w:rPr>
+              <w:t xml:space="preserve"> – directly binds data to java object</w:t>
+            </w:r>
+          </w:p>
+        </w:tc>
+        <w:tc>
+          <w:tcPr>
+            <w:tcW w:w="11965" w:type="dxa"/>
+          </w:tcPr>
+          <w:p>
+            <w:pPr>
+              <w:rPr>
+                <w:color w:val="E7E6E6" w:themeColor="background2"/>
+                <w:lang w:val="en-US"/>
+                <w14:textFill>
+                  <w14:gradFill>
+                    <w14:gsLst>
+                      <w14:gs w14:pos="0">
+                        <w14:schemeClr w14:val="bg2">
+                          <w14:lumMod w14:val="50000"/>
+                          <w14:shade w14:val="30000"/>
+                          <w14:satMod w14:val="115000"/>
+                        </w14:schemeClr>
+                      </w14:gs>
+                      <w14:gs w14:pos="50000">
+                        <w14:schemeClr w14:val="bg2">
+                          <w14:lumMod w14:val="50000"/>
+                          <w14:shade w14:val="67500"/>
+                          <w14:satMod w14:val="115000"/>
+                        </w14:schemeClr>
+                      </w14:gs>
+                      <w14:gs w14:pos="100000">
+                        <w14:schemeClr w14:val="bg2">
+                          <w14:lumMod w14:val="50000"/>
+                          <w14:shade w14:val="100000"/>
+                          <w14:satMod w14:val="115000"/>
+                        </w14:schemeClr>
+                      </w14:gs>
+                    </w14:gsLst>
+                    <w14:lin w14:ang="2700000" w14:scaled="0"/>
+                  </w14:gradFill>
+                </w14:textFill>
+              </w:rPr>
             </w:pPr>
+            <w:r>
+              <w:rPr>
+                <w:color w:val="E7E6E6" w:themeColor="background2"/>
+                <w:lang w:val="en-US"/>
+                <w14:textFill>
+                  <w14:gradFill>
+                    <w14:gsLst>
+                      <w14:gs w14:pos="0">
+                        <w14:schemeClr w14:val="bg2">
+                          <w14:lumMod w14:val="50000"/>
+                          <w14:shade w14:val="30000"/>
+                          <w14:satMod w14:val="115000"/>
+                        </w14:schemeClr>
+                      </w14:gs>
+                      <w14:gs w14:pos="50000">
+                        <w14:schemeClr w14:val="bg2">
+                          <w14:lumMod w14:val="50000"/>
+                          <w14:shade w14:val="67500"/>
+                          <w14:satMod w14:val="115000"/>
+                        </w14:schemeClr>
+                      </w14:gs>
+                      <w14:gs w14:pos="100000">
+                        <w14:schemeClr w14:val="bg2">
+                          <w14:lumMod w14:val="50000"/>
+                          <w14:shade w14:val="100000"/>
+                          <w14:satMod w14:val="115000"/>
+                        </w14:schemeClr>
+                      </w14:gs>
+                    </w14:gsLst>
+                    <w14:lin w14:ang="2700000" w14:scaled="0"/>
+                  </w14:gradFill>
+                </w14:textFill>
+              </w:rPr>
+              <w:t>readTree()</w:t>
+            </w:r>
+            <w:r>
+              <w:rPr>
+                <w:color w:val="E7E6E6" w:themeColor="background2"/>
+                <w:lang w:val="en-US"/>
+                <w14:textFill>
+                  <w14:gradFill>
+                    <w14:gsLst>
+                      <w14:gs w14:pos="0">
+                        <w14:schemeClr w14:val="bg2">
+                          <w14:lumMod w14:val="50000"/>
+                          <w14:shade w14:val="30000"/>
+                          <w14:satMod w14:val="115000"/>
+                        </w14:schemeClr>
+                      </w14:gs>
+                      <w14:gs w14:pos="50000">
+                        <w14:schemeClr w14:val="bg2">
+                          <w14:lumMod w14:val="50000"/>
+                          <w14:shade w14:val="67500"/>
+                          <w14:satMod w14:val="115000"/>
+                        </w14:schemeClr>
+                      </w14:gs>
+                      <w14:gs w14:pos="100000">
+                        <w14:schemeClr w14:val="bg2">
+                          <w14:lumMod w14:val="50000"/>
+                          <w14:shade w14:val="100000"/>
+                          <w14:satMod w14:val="115000"/>
+                        </w14:schemeClr>
+                      </w14:gs>
+                    </w14:gsLst>
+                    <w14:lin w14:ang="2700000" w14:scaled="0"/>
+                  </w14:gradFill>
+                </w14:textFill>
+              </w:rPr>
+              <w:t xml:space="preserve"> </w:t>
+            </w:r>
+            <w:r>
+              <w:rPr>
+                <w:color w:val="E7E6E6" w:themeColor="background2"/>
+                <w:lang w:val="en-US"/>
+                <w14:textFill>
+                  <w14:gradFill>
+                    <w14:gsLst>
+                      <w14:gs w14:pos="0">
+                        <w14:schemeClr w14:val="bg2">
+                          <w14:lumMod w14:val="50000"/>
+                          <w14:shade w14:val="30000"/>
+                          <w14:satMod w14:val="115000"/>
+                        </w14:schemeClr>
+                      </w14:gs>
+                      <w14:gs w14:pos="50000">
+                        <w14:schemeClr w14:val="bg2">
+                          <w14:lumMod w14:val="50000"/>
+                          <w14:shade w14:val="67500"/>
+                          <w14:satMod w14:val="115000"/>
+                        </w14:schemeClr>
+                      </w14:gs>
+                      <w14:gs w14:pos="100000">
+                        <w14:schemeClr w14:val="bg2">
+                          <w14:lumMod w14:val="50000"/>
+                          <w14:shade w14:val="100000"/>
+                          <w14:satMod w14:val="115000"/>
+                        </w14:schemeClr>
+                      </w14:gs>
+                    </w14:gsLst>
+                    <w14:lin w14:ang="2700000" w14:scaled="0"/>
+                  </w14:gradFill>
+                </w14:textFill>
+              </w:rPr>
+              <w:t>– it wont bind to a java object</w:t>
+            </w:r>
+          </w:p>
+          <w:p>
+            <w:pPr>
+              <w:rPr>
+                <w:color w:val="E7E6E6" w:themeColor="background2"/>
+                <w:lang w:val="en-US"/>
+                <w14:textFill>
+                  <w14:gradFill>
+                    <w14:gsLst>
+                      <w14:gs w14:pos="0">
+                        <w14:schemeClr w14:val="bg2">
+                          <w14:lumMod w14:val="50000"/>
+                          <w14:shade w14:val="30000"/>
+                          <w14:satMod w14:val="115000"/>
+                        </w14:schemeClr>
+                      </w14:gs>
+                      <w14:gs w14:pos="50000">
+                        <w14:schemeClr w14:val="bg2">
+                          <w14:lumMod w14:val="50000"/>
+                          <w14:shade w14:val="67500"/>
+                          <w14:satMod w14:val="115000"/>
+                        </w14:schemeClr>
+                      </w14:gs>
+                      <w14:gs w14:pos="100000">
+                        <w14:schemeClr w14:val="bg2">
+                          <w14:lumMod w14:val="50000"/>
+                          <w14:shade w14:val="100000"/>
+                          <w14:satMod w14:val="115000"/>
+                        </w14:schemeClr>
+                      </w14:gs>
+                    </w14:gsLst>
+                    <w14:lin w14:ang="2700000" w14:scaled="0"/>
+                  </w14:gradFill>
+                </w14:textFill>
+              </w:rPr>
+            </w:pPr>
+            <w:r>
+              <w:rPr>
+                <w:color w:val="E7E6E6" w:themeColor="background2"/>
+                <w:lang w:val="en-US"/>
+                <w14:textFill>
+                  <w14:gradFill>
+                    <w14:gsLst>
+                      <w14:gs w14:pos="0">
+                        <w14:schemeClr w14:val="bg2">
+                          <w14:lumMod w14:val="50000"/>
+                          <w14:shade w14:val="30000"/>
+                          <w14:satMod w14:val="115000"/>
+                        </w14:schemeClr>
+                      </w14:gs>
+                      <w14:gs w14:pos="50000">
+                        <w14:schemeClr w14:val="bg2">
+                          <w14:lumMod w14:val="50000"/>
+                          <w14:shade w14:val="67500"/>
+                          <w14:satMod w14:val="115000"/>
+                        </w14:schemeClr>
+                      </w14:gs>
+                      <w14:gs w14:pos="100000">
+                        <w14:schemeClr w14:val="bg2">
+                          <w14:lumMod w14:val="50000"/>
+                          <w14:shade w14:val="100000"/>
+                          <w14:satMod w14:val="115000"/>
+                        </w14:schemeClr>
+                      </w14:gs>
+                    </w14:gsLst>
+                    <w14:lin w14:ang="2700000" w14:scaled="0"/>
+                  </w14:gradFill>
+                </w14:textFill>
+              </w:rPr>
+              <w:t>use this approach when u want to just fetch the values instead of binding to class</w:t>
+            </w:r>
+          </w:p>
+        </w:tc>
+      </w:tr>
+      <w:tr>
+        <w:tc>
+          <w:tcPr>
+            <w:tcW w:w="11065" w:type="dxa"/>
+          </w:tcPr>
+          <w:p>
+            <w:pPr>
+              <w:pStyle w:val="Heading3"/>
+            </w:pPr>
+            <w:r>
+              <w:rPr>
+                <w:rFonts w:ascii="Segoe UI Symbol" w:hAnsi="Segoe UI Symbol" w:cs="Segoe UI Symbol"/>
+              </w:rPr>
+              <w:t>➤</w:t>
+            </w:r>
+            <w:r>
+              <w:t xml:space="preserve"> Purpose:</w:t>
+            </w:r>
+          </w:p>
+          <w:p>
+            <w:pPr>
+              <w:pStyle w:val="NormalWeb"/>
+              <w:rPr>
+                <w:rFonts w:ascii="Comic Sans MS" w:hAnsi="Comic Sans MS"/>
+              </w:rPr>
+            </w:pPr>
+            <w:r>
+              <w:rPr>
+                <w:rFonts w:ascii="Comic Sans MS" w:hAnsi="Comic Sans MS"/>
+              </w:rPr>
+              <w:t xml:space="preserve">Converts (deserializes) </w:t>
+            </w:r>
+            <w:r>
+              <w:rPr>
+                <w:rStyle w:val="Strong"/>
+                <w:rFonts w:ascii="Comic Sans MS" w:hAnsi="Comic Sans MS"/>
+              </w:rPr>
+              <w:t>JSON or XML into a Java object</w:t>
+            </w:r>
+            <w:r>
+              <w:rPr>
+                <w:rFonts w:ascii="Comic Sans MS" w:hAnsi="Comic Sans MS"/>
+              </w:rPr>
+              <w:t xml:space="preserve"> of a given type.</w:t>
+            </w:r>
+          </w:p>
+          <w:p>
+            <w:pPr>
+              <w:pStyle w:val="Heading3"/>
+              <w:rPr>
+                <w:rFonts w:ascii="Comic Sans MS" w:hAnsi="Comic Sans MS"/>
+              </w:rPr>
+            </w:pPr>
+            <w:r>
+              <w:rPr>
+                <w:rFonts w:ascii="Segoe UI Symbol" w:hAnsi="Segoe UI Symbol" w:cs="Segoe UI Symbol"/>
+              </w:rPr>
+              <w:t>➤</w:t>
+            </w:r>
+            <w:r>
+              <w:rPr>
+                <w:rFonts w:ascii="Comic Sans MS" w:hAnsi="Comic Sans MS"/>
+              </w:rPr>
+              <w:t xml:space="preserve"> Example:</w:t>
+            </w:r>
+          </w:p>
+          <w:p>
+            <w:pPr>
+              <w:pStyle w:val="HTMLPreformatted"/>
+              <w:rPr>
+                <w:rStyle w:val="HTMLCode"/>
+                <w:rFonts w:ascii="Comic Sans MS" w:hAnsi="Comic Sans MS"/>
+              </w:rPr>
+            </w:pPr>
+            <w:r>
+              <w:rPr>
+                <w:rStyle w:val="hljs-type"/>
+                <w:rFonts w:ascii="Comic Sans MS" w:eastAsiaTheme="majorEastAsia" w:hAnsi="Comic Sans MS"/>
+              </w:rPr>
+              <w:t>ObjectMapper</w:t>
+            </w:r>
+            <w:r>
+              <w:rPr>
+                <w:rStyle w:val="HTMLCode"/>
+                <w:rFonts w:ascii="Comic Sans MS" w:hAnsi="Comic Sans MS"/>
+              </w:rPr>
+              <w:t xml:space="preserve"> </w:t>
+            </w:r>
+            <w:r>
+              <w:rPr>
+                <w:rStyle w:val="hljs-variable"/>
+                <w:rFonts w:ascii="Comic Sans MS" w:hAnsi="Comic Sans MS"/>
+              </w:rPr>
+              <w:t>objectMapper</w:t>
+            </w:r>
+            <w:r>
+              <w:rPr>
+                <w:rStyle w:val="HTMLCode"/>
+                <w:rFonts w:ascii="Comic Sans MS" w:hAnsi="Comic Sans MS"/>
+              </w:rPr>
+              <w:t xml:space="preserve"> </w:t>
+            </w:r>
+            <w:r>
+              <w:rPr>
+                <w:rStyle w:val="hljs-operator"/>
+                <w:rFonts w:ascii="Comic Sans MS" w:eastAsiaTheme="majorEastAsia" w:hAnsi="Comic Sans MS"/>
+              </w:rPr>
+              <w:t>=</w:t>
+            </w:r>
+            <w:r>
+              <w:rPr>
+                <w:rStyle w:val="HTMLCode"/>
+                <w:rFonts w:ascii="Comic Sans MS" w:hAnsi="Comic Sans MS"/>
+              </w:rPr>
+              <w:t xml:space="preserve"> </w:t>
+            </w:r>
+            <w:r>
+              <w:rPr>
+                <w:rStyle w:val="hljs-keyword"/>
+                <w:rFonts w:ascii="Comic Sans MS" w:hAnsi="Comic Sans MS"/>
+              </w:rPr>
+              <w:t>new</w:t>
+            </w:r>
+            <w:r>
+              <w:rPr>
+                <w:rStyle w:val="HTMLCode"/>
+                <w:rFonts w:ascii="Comic Sans MS" w:hAnsi="Comic Sans MS"/>
+              </w:rPr>
+              <w:t xml:space="preserve"> </w:t>
+            </w:r>
+            <w:r>
+              <w:rPr>
+                <w:rStyle w:val="hljs-title"/>
+                <w:rFonts w:ascii="Comic Sans MS" w:hAnsi="Comic Sans MS"/>
+              </w:rPr>
+              <w:t>ObjectMapper</w:t>
+            </w:r>
+            <w:r>
+              <w:rPr>
+                <w:rStyle w:val="HTMLCode"/>
+                <w:rFonts w:ascii="Comic Sans MS" w:hAnsi="Comic Sans MS"/>
+              </w:rPr>
+              <w:t>();</w:t>
+            </w:r>
+          </w:p>
+          <w:p>
+            <w:pPr>
+              <w:pStyle w:val="HTMLPreformatted"/>
+              <w:rPr>
+                <w:rStyle w:val="HTMLCode"/>
+                <w:rFonts w:ascii="Comic Sans MS" w:hAnsi="Comic Sans MS"/>
+              </w:rPr>
+            </w:pPr>
+            <w:r>
+              <w:rPr>
+                <w:rStyle w:val="hljs-type"/>
+                <w:rFonts w:ascii="Comic Sans MS" w:eastAsiaTheme="majorEastAsia" w:hAnsi="Comic Sans MS"/>
+              </w:rPr>
+              <w:t>File</w:t>
+            </w:r>
+            <w:r>
+              <w:rPr>
+                <w:rStyle w:val="HTMLCode"/>
+                <w:rFonts w:ascii="Comic Sans MS" w:hAnsi="Comic Sans MS"/>
+              </w:rPr>
+              <w:t xml:space="preserve"> </w:t>
+            </w:r>
+            <w:r>
+              <w:rPr>
+                <w:rStyle w:val="hljs-variable"/>
+                <w:rFonts w:ascii="Comic Sans MS" w:hAnsi="Comic Sans MS"/>
+              </w:rPr>
+              <w:t>file</w:t>
+            </w:r>
+            <w:r>
+              <w:rPr>
+                <w:rStyle w:val="HTMLCode"/>
+                <w:rFonts w:ascii="Comic Sans MS" w:hAnsi="Comic Sans MS"/>
+              </w:rPr>
+              <w:t xml:space="preserve"> </w:t>
+            </w:r>
+            <w:r>
+              <w:rPr>
+                <w:rStyle w:val="hljs-operator"/>
+                <w:rFonts w:ascii="Comic Sans MS" w:eastAsiaTheme="majorEastAsia" w:hAnsi="Comic Sans MS"/>
+              </w:rPr>
+              <w:t>=</w:t>
+            </w:r>
+            <w:r>
+              <w:rPr>
+                <w:rStyle w:val="HTMLCode"/>
+                <w:rFonts w:ascii="Comic Sans MS" w:hAnsi="Comic Sans MS"/>
+              </w:rPr>
+              <w:t xml:space="preserve"> </w:t>
+            </w:r>
+            <w:r>
+              <w:rPr>
+                <w:rStyle w:val="hljs-keyword"/>
+                <w:rFonts w:ascii="Comic Sans MS" w:hAnsi="Comic Sans MS"/>
+              </w:rPr>
+              <w:t>new</w:t>
+            </w:r>
+            <w:r>
+              <w:rPr>
+                <w:rStyle w:val="HTMLCode"/>
+                <w:rFonts w:ascii="Comic Sans MS" w:hAnsi="Comic Sans MS"/>
+              </w:rPr>
+              <w:t xml:space="preserve"> </w:t>
+            </w:r>
+            <w:r>
+              <w:rPr>
+                <w:rStyle w:val="hljs-title"/>
+                <w:rFonts w:ascii="Comic Sans MS" w:hAnsi="Comic Sans MS"/>
+              </w:rPr>
+              <w:t>File</w:t>
+            </w:r>
+            <w:r>
+              <w:rPr>
+                <w:rStyle w:val="HTMLCode"/>
+                <w:rFonts w:ascii="Comic Sans MS" w:hAnsi="Comic Sans MS"/>
+              </w:rPr>
+              <w:t>(</w:t>
+            </w:r>
+            <w:r>
+              <w:rPr>
+                <w:rStyle w:val="hljs-string"/>
+                <w:rFonts w:ascii="Comic Sans MS" w:hAnsi="Comic Sans MS"/>
+              </w:rPr>
+              <w:t>"person.json"</w:t>
+            </w:r>
+            <w:r>
+              <w:rPr>
+                <w:rStyle w:val="HTMLCode"/>
+                <w:rFonts w:ascii="Comic Sans MS" w:hAnsi="Comic Sans MS"/>
+              </w:rPr>
+              <w:t>);</w:t>
+            </w:r>
+          </w:p>
+          <w:p>
+            <w:pPr>
+              <w:pStyle w:val="HTMLPreformatted"/>
+              <w:rPr>
+                <w:rStyle w:val="HTMLCode"/>
+                <w:rFonts w:ascii="Comic Sans MS" w:hAnsi="Comic Sans MS"/>
+              </w:rPr>
+            </w:pPr>
+          </w:p>
+          <w:p>
+            <w:pPr>
+              <w:pStyle w:val="HTMLPreformatted"/>
+              <w:rPr>
+                <w:rStyle w:val="HTMLCode"/>
+                <w:rFonts w:ascii="Comic Sans MS" w:hAnsi="Comic Sans MS"/>
+              </w:rPr>
+            </w:pPr>
+            <w:r>
+              <w:rPr>
+                <w:rStyle w:val="hljs-type"/>
+                <w:rFonts w:ascii="Comic Sans MS" w:eastAsiaTheme="majorEastAsia" w:hAnsi="Comic Sans MS"/>
+              </w:rPr>
+              <w:t>Person</w:t>
+            </w:r>
+            <w:r>
+              <w:rPr>
+                <w:rStyle w:val="HTMLCode"/>
+                <w:rFonts w:ascii="Comic Sans MS" w:hAnsi="Comic Sans MS"/>
+              </w:rPr>
+              <w:t xml:space="preserve"> </w:t>
+            </w:r>
+            <w:r>
+              <w:rPr>
+                <w:rStyle w:val="hljs-variable"/>
+                <w:rFonts w:ascii="Comic Sans MS" w:hAnsi="Comic Sans MS"/>
+              </w:rPr>
+              <w:t>person</w:t>
+            </w:r>
+            <w:r>
+              <w:rPr>
+                <w:rStyle w:val="HTMLCode"/>
+                <w:rFonts w:ascii="Comic Sans MS" w:hAnsi="Comic Sans MS"/>
+              </w:rPr>
+              <w:t xml:space="preserve"> </w:t>
+            </w:r>
+            <w:r>
+              <w:rPr>
+                <w:rStyle w:val="hljs-operator"/>
+                <w:rFonts w:ascii="Comic Sans MS" w:eastAsiaTheme="majorEastAsia" w:hAnsi="Comic Sans MS"/>
+              </w:rPr>
+              <w:t>=</w:t>
+            </w:r>
+            <w:r>
+              <w:rPr>
+                <w:rStyle w:val="HTMLCode"/>
+                <w:rFonts w:ascii="Comic Sans MS" w:hAnsi="Comic Sans MS"/>
+              </w:rPr>
+              <w:t xml:space="preserve"> objectMapper.readValue(file, Person.class);</w:t>
+            </w:r>
+          </w:p>
+          <w:p>
+            <w:pPr>
+              <w:pStyle w:val="Heading3"/>
+              <w:outlineLvl w:val="2"/>
+              <w:rPr>
+                <w:rFonts w:ascii="Comic Sans MS" w:hAnsi="Comic Sans MS"/>
+              </w:rPr>
+            </w:pPr>
+            <w:r>
+              <w:rPr>
+                <w:rFonts w:ascii="Segoe UI Symbol" w:hAnsi="Segoe UI Symbol" w:cs="Segoe UI Symbol"/>
+              </w:rPr>
+              <w:t>➤</w:t>
+            </w:r>
+            <w:r>
+              <w:rPr>
+                <w:rFonts w:ascii="Comic Sans MS" w:hAnsi="Comic Sans MS"/>
+              </w:rPr>
+              <w:t xml:space="preserve"> Behavior:</w:t>
+            </w:r>
+          </w:p>
+          <w:p>
+            <w:pPr>
+              <w:pStyle w:val="NormalWeb"/>
+              <w:numPr>
+                <w:ilvl w:val="0"/>
+                <w:numId w:val="24"/>
+              </w:numPr>
+              <w:rPr>
+                <w:rFonts w:ascii="Comic Sans MS" w:hAnsi="Comic Sans MS"/>
+              </w:rPr>
+            </w:pPr>
+            <w:r>
+              <w:rPr>
+                <w:rFonts w:ascii="Comic Sans MS" w:hAnsi="Comic Sans MS"/>
+              </w:rPr>
+              <w:t xml:space="preserve">It </w:t>
+            </w:r>
+            <w:r>
+              <w:rPr>
+                <w:rStyle w:val="Strong"/>
+                <w:rFonts w:ascii="Comic Sans MS" w:hAnsi="Comic Sans MS"/>
+              </w:rPr>
+              <w:t>maps</w:t>
+            </w:r>
+            <w:r>
+              <w:rPr>
+                <w:rFonts w:ascii="Comic Sans MS" w:hAnsi="Comic Sans MS"/>
+              </w:rPr>
+              <w:t xml:space="preserve"> the content directly to a </w:t>
+            </w:r>
+            <w:r>
+              <w:rPr>
+                <w:rStyle w:val="Strong"/>
+                <w:rFonts w:ascii="Comic Sans MS" w:hAnsi="Comic Sans MS"/>
+              </w:rPr>
+              <w:t>POJO</w:t>
+            </w:r>
+            <w:r>
+              <w:rPr>
+                <w:rFonts w:ascii="Comic Sans MS" w:hAnsi="Comic Sans MS"/>
+              </w:rPr>
+              <w:t>, Map, List, etc.</w:t>
+            </w:r>
+          </w:p>
+          <w:p>
+            <w:pPr>
+              <w:pStyle w:val="NormalWeb"/>
+              <w:numPr>
+                <w:ilvl w:val="0"/>
+                <w:numId w:val="24"/>
+              </w:numPr>
+              <w:rPr>
+                <w:rFonts w:ascii="Comic Sans MS" w:hAnsi="Comic Sans MS"/>
+              </w:rPr>
+            </w:pPr>
+            <w:r>
+              <w:rPr>
+                <w:rFonts w:ascii="Comic Sans MS" w:hAnsi="Comic Sans MS"/>
+              </w:rPr>
+              <w:t xml:space="preserve">You must specify </w:t>
+            </w:r>
+            <w:r>
+              <w:rPr>
+                <w:rStyle w:val="Strong"/>
+                <w:rFonts w:ascii="Comic Sans MS" w:hAnsi="Comic Sans MS"/>
+              </w:rPr>
+              <w:t>the target type</w:t>
+            </w:r>
+            <w:r>
+              <w:rPr>
+                <w:rFonts w:ascii="Comic Sans MS" w:hAnsi="Comic Sans MS"/>
+              </w:rPr>
+              <w:t xml:space="preserve"> (</w:t>
+            </w:r>
+            <w:r>
+              <w:rPr>
+                <w:rStyle w:val="HTMLCode"/>
+                <w:rFonts w:ascii="Comic Sans MS" w:hAnsi="Comic Sans MS"/>
+              </w:rPr>
+              <w:t>Person.class</w:t>
+            </w:r>
+            <w:r>
+              <w:rPr>
+                <w:rFonts w:ascii="Comic Sans MS" w:hAnsi="Comic Sans MS"/>
+              </w:rPr>
+              <w:t xml:space="preserve"> in this case).</w:t>
+            </w:r>
+          </w:p>
+          <w:p>
+            <w:pPr>
+              <w:pStyle w:val="NormalWeb"/>
+              <w:numPr>
+                <w:ilvl w:val="0"/>
+                <w:numId w:val="24"/>
+              </w:numPr>
+              <w:rPr>
+                <w:rFonts w:ascii="Comic Sans MS" w:hAnsi="Comic Sans MS"/>
+              </w:rPr>
+            </w:pPr>
+            <w:r>
+              <w:rPr>
+                <w:rFonts w:ascii="Comic Sans MS" w:hAnsi="Comic Sans MS"/>
+              </w:rPr>
+              <w:t>Fields must match with your Java class (or be handled by annotations).</w:t>
+            </w:r>
+          </w:p>
+          <w:p>
+            <w:pPr>
+              <w:pStyle w:val="Heading3"/>
+              <w:rPr>
+                <w:rFonts w:ascii="Comic Sans MS" w:hAnsi="Comic Sans MS"/>
+              </w:rPr>
+            </w:pPr>
+            <w:r>
+              <w:rPr>
+                <w:rFonts w:ascii="Segoe UI Symbol" w:hAnsi="Segoe UI Symbol" w:cs="Segoe UI Symbol"/>
+              </w:rPr>
+              <w:t>➤</w:t>
+            </w:r>
+            <w:r>
+              <w:rPr>
+                <w:rFonts w:ascii="Comic Sans MS" w:hAnsi="Comic Sans MS"/>
+              </w:rPr>
+              <w:t xml:space="preserve"> Example Input (</w:t>
+            </w:r>
+            <w:r>
+              <w:rPr>
+                <w:rStyle w:val="HTMLCode"/>
+                <w:rFonts w:ascii="Comic Sans MS" w:eastAsiaTheme="majorEastAsia" w:hAnsi="Comic Sans MS"/>
+              </w:rPr>
+              <w:t>person.json</w:t>
+            </w:r>
+            <w:r>
+              <w:rPr>
+                <w:rFonts w:ascii="Comic Sans MS" w:hAnsi="Comic Sans MS"/>
+              </w:rPr>
+              <w:t>):</w:t>
+            </w:r>
+          </w:p>
+          <w:p>
+            <w:pPr>
+              <w:pStyle w:val="HTMLPreformatted"/>
+              <w:rPr>
+                <w:rStyle w:val="HTMLCode"/>
+                <w:rFonts w:ascii="Comic Sans MS" w:hAnsi="Comic Sans MS"/>
+              </w:rPr>
+            </w:pPr>
+            <w:r>
+              <w:rPr>
+                <w:rStyle w:val="hljs-punctuation"/>
+                <w:rFonts w:ascii="Comic Sans MS" w:eastAsiaTheme="majorEastAsia" w:hAnsi="Comic Sans MS"/>
+              </w:rPr>
+              <w:t>{</w:t>
+            </w:r>
+            <w:r>
+              <w:rPr>
+                <w:rStyle w:val="HTMLCode"/>
+                <w:rFonts w:ascii="Comic Sans MS" w:hAnsi="Comic Sans MS"/>
+              </w:rPr>
+              <w:t xml:space="preserve"> </w:t>
+            </w:r>
+            <w:r>
+              <w:rPr>
+                <w:rStyle w:val="hljs-attr"/>
+                <w:rFonts w:ascii="Comic Sans MS" w:hAnsi="Comic Sans MS"/>
+              </w:rPr>
+              <w:t>"name"</w:t>
+            </w:r>
+            <w:r>
+              <w:rPr>
+                <w:rStyle w:val="hljs-punctuation"/>
+                <w:rFonts w:ascii="Comic Sans MS" w:eastAsiaTheme="majorEastAsia" w:hAnsi="Comic Sans MS"/>
+              </w:rPr>
+              <w:t>:</w:t>
+            </w:r>
+            <w:r>
+              <w:rPr>
+                <w:rStyle w:val="HTMLCode"/>
+                <w:rFonts w:ascii="Comic Sans MS" w:hAnsi="Comic Sans MS"/>
+              </w:rPr>
+              <w:t xml:space="preserve"> </w:t>
+            </w:r>
+            <w:r>
+              <w:rPr>
+                <w:rStyle w:val="hljs-string"/>
+                <w:rFonts w:ascii="Comic Sans MS" w:hAnsi="Comic Sans MS"/>
+              </w:rPr>
+              <w:t>"John"</w:t>
+            </w:r>
+            <w:r>
+              <w:rPr>
+                <w:rStyle w:val="hljs-punctuation"/>
+                <w:rFonts w:ascii="Comic Sans MS" w:eastAsiaTheme="majorEastAsia" w:hAnsi="Comic Sans MS"/>
+              </w:rPr>
+              <w:t>,</w:t>
+            </w:r>
+            <w:r>
+              <w:rPr>
+                <w:rStyle w:val="HTMLCode"/>
+                <w:rFonts w:ascii="Comic Sans MS" w:hAnsi="Comic Sans MS"/>
+              </w:rPr>
+              <w:t xml:space="preserve"> </w:t>
+            </w:r>
+            <w:r>
+              <w:rPr>
+                <w:rStyle w:val="hljs-attr"/>
+                <w:rFonts w:ascii="Comic Sans MS" w:hAnsi="Comic Sans MS"/>
+              </w:rPr>
+              <w:t>"age"</w:t>
+            </w:r>
+            <w:r>
+              <w:rPr>
+                <w:rStyle w:val="hljs-punctuation"/>
+                <w:rFonts w:ascii="Comic Sans MS" w:eastAsiaTheme="majorEastAsia" w:hAnsi="Comic Sans MS"/>
+              </w:rPr>
+              <w:t>:</w:t>
+            </w:r>
+            <w:r>
+              <w:rPr>
+                <w:rStyle w:val="HTMLCode"/>
+                <w:rFonts w:ascii="Comic Sans MS" w:hAnsi="Comic Sans MS"/>
+              </w:rPr>
+              <w:t xml:space="preserve"> </w:t>
+            </w:r>
+            <w:r>
+              <w:rPr>
+                <w:rStyle w:val="hljs-number"/>
+                <w:rFonts w:ascii="Comic Sans MS" w:eastAsiaTheme="majorEastAsia" w:hAnsi="Comic Sans MS"/>
+              </w:rPr>
+              <w:t>30</w:t>
+            </w:r>
+            <w:r>
+              <w:rPr>
+                <w:rStyle w:val="HTMLCode"/>
+                <w:rFonts w:ascii="Comic Sans MS" w:hAnsi="Comic Sans MS"/>
+              </w:rPr>
+              <w:t xml:space="preserve"> </w:t>
+            </w:r>
+            <w:r>
+              <w:rPr>
+                <w:rStyle w:val="hljs-punctuation"/>
+                <w:rFonts w:ascii="Comic Sans MS" w:eastAsiaTheme="majorEastAsia" w:hAnsi="Comic Sans MS"/>
+              </w:rPr>
+              <w:t>}</w:t>
+            </w:r>
+          </w:p>
+          <w:p>
+            <w:pPr>
+              <w:pStyle w:val="Heading3"/>
+              <w:outlineLvl w:val="2"/>
+              <w:rPr>
+                <w:rFonts w:ascii="Comic Sans MS" w:hAnsi="Comic Sans MS"/>
+              </w:rPr>
+            </w:pPr>
+            <w:r>
+              <w:rPr>
+                <w:rFonts w:ascii="Segoe UI Symbol" w:hAnsi="Segoe UI Symbol" w:cs="Segoe UI Symbol"/>
+              </w:rPr>
+              <w:t>➤</w:t>
+            </w:r>
+            <w:r>
+              <w:rPr>
+                <w:rFonts w:ascii="Comic Sans MS" w:hAnsi="Comic Sans MS"/>
+              </w:rPr>
+              <w:t xml:space="preserve"> Output:</w:t>
+            </w:r>
+          </w:p>
+          <w:p>
+            <w:pPr>
+              <w:pStyle w:val="HTMLPreformatted"/>
+              <w:rPr>
+                <w:rStyle w:val="HTMLCode"/>
+                <w:rFonts w:ascii="Comic Sans MS" w:hAnsi="Comic Sans MS"/>
+              </w:rPr>
+            </w:pPr>
+            <w:r>
+              <w:rPr>
+                <w:rStyle w:val="HTMLCode"/>
+                <w:rFonts w:ascii="Comic Sans MS" w:hAnsi="Comic Sans MS"/>
+              </w:rPr>
+              <w:t xml:space="preserve">person.getName(); </w:t>
+            </w:r>
+            <w:r>
+              <w:rPr>
+                <w:rStyle w:val="hljs-comment"/>
+                <w:rFonts w:ascii="Comic Sans MS" w:hAnsi="Comic Sans MS"/>
+              </w:rPr>
+              <w:t>// "John"</w:t>
+            </w:r>
+          </w:p>
+          <w:p>
+            <w:pPr>
+              <w:pStyle w:val="HTMLPreformatted"/>
+              <w:rPr>
+                <w:rFonts w:ascii="Comic Sans MS" w:hAnsi="Comic Sans MS"/>
+              </w:rPr>
+            </w:pPr>
+            <w:r>
+              <w:rPr>
+                <w:rStyle w:val="HTMLCode"/>
+                <w:rFonts w:ascii="Comic Sans MS" w:hAnsi="Comic Sans MS"/>
+              </w:rPr>
+              <w:t xml:space="preserve">person.getAge();  </w:t>
+            </w:r>
+          </w:p>
+          <w:p>
+            <w:pPr>
+              <w:rPr>
+                <w:color w:val="E7E6E6" w:themeColor="background2"/>
+                <w:lang w:val="en-US"/>
+                <w14:textFill>
+                  <w14:gradFill>
+                    <w14:gsLst>
+                      <w14:gs w14:pos="0">
+                        <w14:schemeClr w14:val="bg2">
+                          <w14:lumMod w14:val="50000"/>
+                          <w14:shade w14:val="30000"/>
+                          <w14:satMod w14:val="115000"/>
+                        </w14:schemeClr>
+                      </w14:gs>
+                      <w14:gs w14:pos="50000">
+                        <w14:schemeClr w14:val="bg2">
+                          <w14:lumMod w14:val="50000"/>
+                          <w14:shade w14:val="67500"/>
+                          <w14:satMod w14:val="115000"/>
+                        </w14:schemeClr>
+                      </w14:gs>
+                      <w14:gs w14:pos="100000">
+                        <w14:schemeClr w14:val="bg2">
+                          <w14:lumMod w14:val="50000"/>
+                          <w14:shade w14:val="100000"/>
+                          <w14:satMod w14:val="115000"/>
+                        </w14:schemeClr>
+                      </w14:gs>
+                    </w14:gsLst>
+                    <w14:lin w14:ang="2700000" w14:scaled="0"/>
+                  </w14:gradFill>
+                </w14:textFill>
+              </w:rPr>
+            </w:pPr>
+          </w:p>
+        </w:tc>
+        <w:tc>
+          <w:tcPr>
+            <w:tcW w:w="11965" w:type="dxa"/>
+          </w:tcPr>
+          <w:p>
+            <w:pPr>
+              <w:pStyle w:val="NormalWeb"/>
+            </w:pPr>
+            <w:r>
+              <w:t xml:space="preserve">Parses the content into a </w:t>
+            </w:r>
+            <w:r>
+              <w:rPr>
+                <w:rStyle w:val="Strong"/>
+              </w:rPr>
+              <w:t>tree-like structure</w:t>
+            </w:r>
+            <w:r>
+              <w:t xml:space="preserve"> (</w:t>
+            </w:r>
+            <w:r>
+              <w:rPr>
+                <w:rStyle w:val="HTMLCode"/>
+              </w:rPr>
+              <w:t>JsonNode</w:t>
+            </w:r>
+            <w:r>
+              <w:t>), not a Java object.</w:t>
+            </w:r>
+          </w:p>
+          <w:p>
+            <w:pPr>
+              <w:pStyle w:val="Heading3"/>
+            </w:pPr>
+            <w:r>
+              <w:rPr>
+                <w:rFonts w:ascii="Segoe UI Symbol" w:hAnsi="Segoe UI Symbol" w:cs="Segoe UI Symbol"/>
+              </w:rPr>
+              <w:t>➤</w:t>
+            </w:r>
+            <w:r>
+              <w:t xml:space="preserve"> Example:</w:t>
+            </w:r>
+          </w:p>
+          <w:p>
+            <w:pPr>
+              <w:pStyle w:val="HTMLPreformatted"/>
+              <w:rPr>
+                <w:rStyle w:val="HTMLCode"/>
+              </w:rPr>
+            </w:pPr>
+            <w:r>
+              <w:rPr>
+                <w:rStyle w:val="hljs-type"/>
+                <w:rFonts w:eastAsiaTheme="majorEastAsia"/>
+              </w:rPr>
+              <w:t>ObjectMapper</w:t>
+            </w:r>
+            <w:r>
+              <w:rPr>
+                <w:rStyle w:val="HTMLCode"/>
+              </w:rPr>
+              <w:t xml:space="preserve"> </w:t>
+            </w:r>
+            <w:r>
+              <w:rPr>
+                <w:rStyle w:val="hljs-variable"/>
+              </w:rPr>
+              <w:t>objectMapper</w:t>
+            </w:r>
+            <w:r>
+              <w:rPr>
+                <w:rStyle w:val="HTMLCode"/>
+              </w:rPr>
+              <w:t xml:space="preserve"> </w:t>
+            </w:r>
+            <w:r>
+              <w:rPr>
+                <w:rStyle w:val="hljs-operator"/>
+                <w:rFonts w:eastAsiaTheme="majorEastAsia"/>
+              </w:rPr>
+              <w:t>=</w:t>
+            </w:r>
+            <w:r>
+              <w:rPr>
+                <w:rStyle w:val="HTMLCode"/>
+              </w:rPr>
+              <w:t xml:space="preserve"> </w:t>
+            </w:r>
+            <w:r>
+              <w:rPr>
+                <w:rStyle w:val="hljs-keyword"/>
+              </w:rPr>
+              <w:t>new</w:t>
+            </w:r>
+            <w:r>
+              <w:rPr>
+                <w:rStyle w:val="HTMLCode"/>
+              </w:rPr>
+              <w:t xml:space="preserve"> </w:t>
+            </w:r>
+            <w:r>
+              <w:rPr>
+                <w:rStyle w:val="hljs-title"/>
+              </w:rPr>
+              <w:t>ObjectMapper</w:t>
+            </w:r>
+            <w:r>
+              <w:rPr>
+                <w:rStyle w:val="HTMLCode"/>
+              </w:rPr>
+              <w:t>();</w:t>
+            </w:r>
+          </w:p>
+          <w:p>
+            <w:pPr>
+              <w:pStyle w:val="HTMLPreformatted"/>
+              <w:rPr>
+                <w:rStyle w:val="HTMLCode"/>
+              </w:rPr>
+            </w:pPr>
+            <w:r>
+              <w:rPr>
+                <w:rStyle w:val="hljs-type"/>
+                <w:rFonts w:eastAsiaTheme="majorEastAsia"/>
+              </w:rPr>
+              <w:t>File</w:t>
+            </w:r>
+            <w:r>
+              <w:rPr>
+                <w:rStyle w:val="HTMLCode"/>
+              </w:rPr>
+              <w:t xml:space="preserve"> </w:t>
+            </w:r>
+            <w:r>
+              <w:rPr>
+                <w:rStyle w:val="hljs-variable"/>
+              </w:rPr>
+              <w:t>file</w:t>
+            </w:r>
+            <w:r>
+              <w:rPr>
+                <w:rStyle w:val="HTMLCode"/>
+              </w:rPr>
+              <w:t xml:space="preserve"> </w:t>
+            </w:r>
+            <w:r>
+              <w:rPr>
+                <w:rStyle w:val="hljs-operator"/>
+                <w:rFonts w:eastAsiaTheme="majorEastAsia"/>
+              </w:rPr>
+              <w:t>=</w:t>
+            </w:r>
+            <w:r>
+              <w:rPr>
+                <w:rStyle w:val="HTMLCode"/>
+              </w:rPr>
+              <w:t xml:space="preserve"> </w:t>
+            </w:r>
+            <w:r>
+              <w:rPr>
+                <w:rStyle w:val="hljs-keyword"/>
+              </w:rPr>
+              <w:t>new</w:t>
+            </w:r>
+            <w:r>
+              <w:rPr>
+                <w:rStyle w:val="HTMLCode"/>
+              </w:rPr>
+              <w:t xml:space="preserve"> </w:t>
+            </w:r>
+            <w:r>
+              <w:rPr>
+                <w:rStyle w:val="hljs-title"/>
+              </w:rPr>
+              <w:t>File</w:t>
+            </w:r>
+            <w:r>
+              <w:rPr>
+                <w:rStyle w:val="HTMLCode"/>
+              </w:rPr>
+              <w:t>(</w:t>
+            </w:r>
+            <w:r>
+              <w:rPr>
+                <w:rStyle w:val="hljs-string"/>
+              </w:rPr>
+              <w:t>"person.json"</w:t>
+            </w:r>
+            <w:r>
+              <w:rPr>
+                <w:rStyle w:val="HTMLCode"/>
+              </w:rPr>
+              <w:t>);</w:t>
+            </w:r>
+          </w:p>
+          <w:p>
+            <w:pPr>
+              <w:pStyle w:val="HTMLPreformatted"/>
+              <w:rPr>
+                <w:rStyle w:val="HTMLCode"/>
+              </w:rPr>
+            </w:pPr>
+          </w:p>
+          <w:p>
+            <w:pPr>
+              <w:pStyle w:val="HTMLPreformatted"/>
+              <w:rPr>
+                <w:rStyle w:val="HTMLCode"/>
+              </w:rPr>
+            </w:pPr>
+            <w:r>
+              <w:rPr>
+                <w:rStyle w:val="hljs-type"/>
+                <w:rFonts w:eastAsiaTheme="majorEastAsia"/>
+              </w:rPr>
+              <w:t>JsonNode</w:t>
+            </w:r>
+            <w:r>
+              <w:rPr>
+                <w:rStyle w:val="HTMLCode"/>
+              </w:rPr>
+              <w:t xml:space="preserve"> </w:t>
+            </w:r>
+            <w:r>
+              <w:rPr>
+                <w:rStyle w:val="hljs-variable"/>
+              </w:rPr>
+              <w:t>rootNode</w:t>
+            </w:r>
+            <w:r>
+              <w:rPr>
+                <w:rStyle w:val="HTMLCode"/>
+              </w:rPr>
+              <w:t xml:space="preserve"> </w:t>
+            </w:r>
+            <w:r>
+              <w:rPr>
+                <w:rStyle w:val="hljs-operator"/>
+                <w:rFonts w:eastAsiaTheme="majorEastAsia"/>
+              </w:rPr>
+              <w:t>=</w:t>
+            </w:r>
+            <w:r>
+              <w:rPr>
+                <w:rStyle w:val="HTMLCode"/>
+              </w:rPr>
+              <w:t xml:space="preserve"> objectMapper.readTree(file);</w:t>
+            </w:r>
+          </w:p>
+          <w:p>
+            <w:pPr>
+              <w:pStyle w:val="HTMLPreformatted"/>
+              <w:rPr>
+                <w:rStyle w:val="HTMLCode"/>
+              </w:rPr>
+            </w:pPr>
+            <w:r>
+              <w:rPr>
+                <w:rStyle w:val="HTMLCode"/>
+              </w:rPr>
+              <w:t>System.out.println(rootNode.get(</w:t>
+            </w:r>
+            <w:r>
+              <w:rPr>
+                <w:rStyle w:val="hljs-string"/>
+              </w:rPr>
+              <w:t>"name"</w:t>
+            </w:r>
+            <w:r>
+              <w:rPr>
+                <w:rStyle w:val="HTMLCode"/>
+              </w:rPr>
+              <w:t>).asText());</w:t>
+            </w:r>
+          </w:p>
+          <w:p>
+            <w:pPr>
+              <w:pStyle w:val="Heading3"/>
+              <w:outlineLvl w:val="2"/>
+            </w:pPr>
+            <w:r>
+              <w:rPr>
+                <w:rFonts w:ascii="Segoe UI Symbol" w:hAnsi="Segoe UI Symbol" w:cs="Segoe UI Symbol"/>
+              </w:rPr>
+              <w:t>➤</w:t>
+            </w:r>
+            <w:r>
+              <w:t xml:space="preserve"> Behavior:</w:t>
+            </w:r>
+          </w:p>
+          <w:p>
+            <w:pPr>
+              <w:pStyle w:val="NormalWeb"/>
+              <w:numPr>
+                <w:ilvl w:val="0"/>
+                <w:numId w:val="25"/>
+              </w:numPr>
+            </w:pPr>
+            <w:r>
+              <w:t>No target class needed.</w:t>
+            </w:r>
+          </w:p>
+          <w:p>
+            <w:pPr>
+              <w:pStyle w:val="NormalWeb"/>
+              <w:numPr>
+                <w:ilvl w:val="0"/>
+                <w:numId w:val="25"/>
+              </w:numPr>
+            </w:pPr>
+            <w:r>
+              <w:t xml:space="preserve">Returns a </w:t>
+            </w:r>
+            <w:r>
+              <w:rPr>
+                <w:rStyle w:val="HTMLCode"/>
+                <w:b/>
+                <w:bCs/>
+              </w:rPr>
+              <w:t>JsonNode</w:t>
+            </w:r>
+            <w:r>
+              <w:rPr>
+                <w:rStyle w:val="Strong"/>
+              </w:rPr>
+              <w:t xml:space="preserve"> tree</w:t>
+            </w:r>
+            <w:r>
+              <w:t xml:space="preserve"> that you can navigate dynamically.</w:t>
+            </w:r>
+          </w:p>
+          <w:p>
+            <w:pPr>
+              <w:pStyle w:val="NormalWeb"/>
+              <w:numPr>
+                <w:ilvl w:val="0"/>
+                <w:numId w:val="25"/>
+              </w:numPr>
+            </w:pPr>
+            <w:r>
+              <w:t>Useful when the structure is unknown or you need partial data.</w:t>
+            </w:r>
+          </w:p>
+          <w:p>
+            <w:pPr>
+              <w:rPr>
+                <w:color w:val="E7E6E6" w:themeColor="background2"/>
+                <w:lang w:val="en-US"/>
+                <w14:textFill>
+                  <w14:gradFill>
+                    <w14:gsLst>
+                      <w14:gs w14:pos="0">
+                        <w14:schemeClr w14:val="bg2">
+                          <w14:lumMod w14:val="50000"/>
+                          <w14:shade w14:val="30000"/>
+                          <w14:satMod w14:val="115000"/>
+                        </w14:schemeClr>
+                      </w14:gs>
+                      <w14:gs w14:pos="50000">
+                        <w14:schemeClr w14:val="bg2">
+                          <w14:lumMod w14:val="50000"/>
+                          <w14:shade w14:val="67500"/>
+                          <w14:satMod w14:val="115000"/>
+                        </w14:schemeClr>
+                      </w14:gs>
+                      <w14:gs w14:pos="100000">
+                        <w14:schemeClr w14:val="bg2">
+                          <w14:lumMod w14:val="50000"/>
+                          <w14:shade w14:val="100000"/>
+                          <w14:satMod w14:val="115000"/>
+                        </w14:schemeClr>
+                      </w14:gs>
+                    </w14:gsLst>
+                    <w14:lin w14:ang="2700000" w14:scaled="0"/>
+                  </w14:gradFill>
+                </w14:textFill>
+              </w:rPr>
+            </w:pPr>
+          </w:p>
+          <w:p>
+            <w:pPr>
+              <w:rPr>
+                <w:color w:val="E7E6E6" w:themeColor="background2"/>
+                <w:lang w:val="en-US"/>
+                <w14:textFill>
+                  <w14:gradFill>
+                    <w14:gsLst>
+                      <w14:gs w14:pos="0">
+                        <w14:schemeClr w14:val="bg2">
+                          <w14:lumMod w14:val="50000"/>
+                          <w14:shade w14:val="30000"/>
+                          <w14:satMod w14:val="115000"/>
+                        </w14:schemeClr>
+                      </w14:gs>
+                      <w14:gs w14:pos="50000">
+                        <w14:schemeClr w14:val="bg2">
+                          <w14:lumMod w14:val="50000"/>
+                          <w14:shade w14:val="67500"/>
+                          <w14:satMod w14:val="115000"/>
+                        </w14:schemeClr>
+                      </w14:gs>
+                      <w14:gs w14:pos="100000">
+                        <w14:schemeClr w14:val="bg2">
+                          <w14:lumMod w14:val="50000"/>
+                          <w14:shade w14:val="100000"/>
+                          <w14:satMod w14:val="115000"/>
+                        </w14:schemeClr>
+                      </w14:gs>
+                    </w14:gsLst>
+                    <w14:lin w14:ang="2700000" w14:scaled="0"/>
+                  </w14:gradFill>
+                </w14:textFill>
+              </w:rPr>
+            </w:pPr>
+            <w:r>
+              <w:rPr>
+                <w:color w:val="E7E6E6" w:themeColor="background2"/>
+                <w:lang w:val="en-US"/>
+                <w14:textFill>
+                  <w14:gradFill>
+                    <w14:gsLst>
+                      <w14:gs w14:pos="0">
+                        <w14:schemeClr w14:val="bg2">
+                          <w14:lumMod w14:val="50000"/>
+                          <w14:shade w14:val="30000"/>
+                          <w14:satMod w14:val="115000"/>
+                        </w14:schemeClr>
+                      </w14:gs>
+                      <w14:gs w14:pos="50000">
+                        <w14:schemeClr w14:val="bg2">
+                          <w14:lumMod w14:val="50000"/>
+                          <w14:shade w14:val="67500"/>
+                          <w14:satMod w14:val="115000"/>
+                        </w14:schemeClr>
+                      </w14:gs>
+                      <w14:gs w14:pos="100000">
+                        <w14:schemeClr w14:val="bg2">
+                          <w14:lumMod w14:val="50000"/>
+                          <w14:shade w14:val="100000"/>
+                          <w14:satMod w14:val="115000"/>
+                        </w14:schemeClr>
+                      </w14:gs>
+                    </w14:gsLst>
+                    <w14:lin w14:ang="2700000" w14:scaled="0"/>
+                  </w14:gradFill>
+                </w14:textFill>
+              </w:rPr>
+              <w:t>// Using readTree</w:t>
+            </w:r>
+          </w:p>
+          <w:p>
+            <w:pPr>
+              <w:rPr>
+                <w:color w:val="E7E6E6" w:themeColor="background2"/>
+                <w:lang w:val="en-US"/>
+                <w14:textFill>
+                  <w14:gradFill>
+                    <w14:gsLst>
+                      <w14:gs w14:pos="0">
+                        <w14:schemeClr w14:val="bg2">
+                          <w14:lumMod w14:val="50000"/>
+                          <w14:shade w14:val="30000"/>
+                          <w14:satMod w14:val="115000"/>
+                        </w14:schemeClr>
+                      </w14:gs>
+                      <w14:gs w14:pos="50000">
+                        <w14:schemeClr w14:val="bg2">
+                          <w14:lumMod w14:val="50000"/>
+                          <w14:shade w14:val="67500"/>
+                          <w14:satMod w14:val="115000"/>
+                        </w14:schemeClr>
+                      </w14:gs>
+                      <w14:gs w14:pos="100000">
+                        <w14:schemeClr w14:val="bg2">
+                          <w14:lumMod w14:val="50000"/>
+                          <w14:shade w14:val="100000"/>
+                          <w14:satMod w14:val="115000"/>
+                        </w14:schemeClr>
+                      </w14:gs>
+                    </w14:gsLst>
+                    <w14:lin w14:ang="2700000" w14:scaled="0"/>
+                  </w14:gradFill>
+                </w14:textFill>
+              </w:rPr>
+            </w:pPr>
+            <w:r>
+              <w:rPr>
+                <w:color w:val="E7E6E6" w:themeColor="background2"/>
+                <w:lang w:val="en-US"/>
+                <w14:textFill>
+                  <w14:gradFill>
+                    <w14:gsLst>
+                      <w14:gs w14:pos="0">
+                        <w14:schemeClr w14:val="bg2">
+                          <w14:lumMod w14:val="50000"/>
+                          <w14:shade w14:val="30000"/>
+                          <w14:satMod w14:val="115000"/>
+                        </w14:schemeClr>
+                      </w14:gs>
+                      <w14:gs w14:pos="50000">
+                        <w14:schemeClr w14:val="bg2">
+                          <w14:lumMod w14:val="50000"/>
+                          <w14:shade w14:val="67500"/>
+                          <w14:satMod w14:val="115000"/>
+                        </w14:schemeClr>
+                      </w14:gs>
+                      <w14:gs w14:pos="100000">
+                        <w14:schemeClr w14:val="bg2">
+                          <w14:lumMod w14:val="50000"/>
+                          <w14:shade w14:val="100000"/>
+                          <w14:satMod w14:val="115000"/>
+                        </w14:schemeClr>
+                      </w14:gs>
+                    </w14:gsLst>
+                    <w14:lin w14:ang="2700000" w14:scaled="0"/>
+                  </w14:gradFill>
+                </w14:textFill>
+              </w:rPr>
+              <w:t>JsonNode root = objectMapper.readTree(file);</w:t>
+            </w:r>
+          </w:p>
+          <w:p>
+            <w:pPr>
+              <w:rPr>
+                <w:color w:val="E7E6E6" w:themeColor="background2"/>
+                <w:lang w:val="en-US"/>
+                <w14:textFill>
+                  <w14:gradFill>
+                    <w14:gsLst>
+                      <w14:gs w14:pos="0">
+                        <w14:schemeClr w14:val="bg2">
+                          <w14:lumMod w14:val="50000"/>
+                          <w14:shade w14:val="30000"/>
+                          <w14:satMod w14:val="115000"/>
+                        </w14:schemeClr>
+                      </w14:gs>
+                      <w14:gs w14:pos="50000">
+                        <w14:schemeClr w14:val="bg2">
+                          <w14:lumMod w14:val="50000"/>
+                          <w14:shade w14:val="67500"/>
+                          <w14:satMod w14:val="115000"/>
+                        </w14:schemeClr>
+                      </w14:gs>
+                      <w14:gs w14:pos="100000">
+                        <w14:schemeClr w14:val="bg2">
+                          <w14:lumMod w14:val="50000"/>
+                          <w14:shade w14:val="100000"/>
+                          <w14:satMod w14:val="115000"/>
+                        </w14:schemeClr>
+                      </w14:gs>
+                    </w14:gsLst>
+                    <w14:lin w14:ang="2700000" w14:scaled="0"/>
+                  </w14:gradFill>
+                </w14:textFill>
+              </w:rPr>
+            </w:pPr>
+            <w:r>
+              <w:rPr>
+                <w:color w:val="E7E6E6" w:themeColor="background2"/>
+                <w:lang w:val="en-US"/>
+                <w14:textFill>
+                  <w14:gradFill>
+                    <w14:gsLst>
+                      <w14:gs w14:pos="0">
+                        <w14:schemeClr w14:val="bg2">
+                          <w14:lumMod w14:val="50000"/>
+                          <w14:shade w14:val="30000"/>
+                          <w14:satMod w14:val="115000"/>
+                        </w14:schemeClr>
+                      </w14:gs>
+                      <w14:gs w14:pos="50000">
+                        <w14:schemeClr w14:val="bg2">
+                          <w14:lumMod w14:val="50000"/>
+                          <w14:shade w14:val="67500"/>
+                          <w14:satMod w14:val="115000"/>
+                        </w14:schemeClr>
+                      </w14:gs>
+                      <w14:gs w14:pos="100000">
+                        <w14:schemeClr w14:val="bg2">
+                          <w14:lumMod w14:val="50000"/>
+                          <w14:shade w14:val="100000"/>
+                          <w14:satMod w14:val="115000"/>
+                        </w14:schemeClr>
+                      </w14:gs>
+                    </w14:gsLst>
+                    <w14:lin w14:ang="2700000" w14:scaled="0"/>
+                  </w14:gradFill>
+                </w14:textFill>
+              </w:rPr>
+              <w:t>System.out.println(root.get("name").asText());</w:t>
+            </w:r>
+            <w:bookmarkStart w:id="0" w:name="_GoBack"/>
+            <w:bookmarkEnd w:id="0"/>
           </w:p>
         </w:tc>
       </w:tr>
@@ -5016,6 +6537,7 @@
                   </w14:gradFill>
                 </w14:textFill>
               </w:rPr>
+              <w:lastRenderedPageBreak/>
               <w:t>import com.fasterxml.jackson.dataformat.xml.annotation.JacksonXmlElementWrapper;</w:t>
             </w:r>
           </w:p>
@@ -6314,7 +7836,6 @@
                   </w14:gradFill>
                 </w14:textFill>
               </w:rPr>
-              <w:lastRenderedPageBreak/>
               <w:t xml:space="preserve">    @JacksonXmlElementWrapper(localName = "authors") // Wrapper element for the list</w:t>
             </w:r>
           </w:p>
@@ -7201,6 +8722,7 @@
                   </w14:gradFill>
                 </w14:textFill>
               </w:rPr>
+              <w:lastRenderedPageBreak/>
               <w:t xml:space="preserve">        // Return an empty list if authors is null to avoid NullPointerExceptions</w:t>
             </w:r>
           </w:p>
@@ -8172,6 +9694,16 @@
                 <w:lang w:eastAsia="en-IN" w:bidi="te-IN"/>
               </w:rPr>
               <w:br/>
+            </w:r>
+            <w:r>
+              <w:rPr>
+                <w:rFonts w:ascii="Courier New" w:eastAsia="Times New Roman" w:hAnsi="Courier New"/>
+                <w:color w:val="4D4D4A"/>
+                <w:sz w:val="24"/>
+                <w:szCs w:val="24"/>
+                <w:lang w:eastAsia="en-IN" w:bidi="te-IN"/>
+              </w:rPr>
+              <w:lastRenderedPageBreak/>
               <w:t xml:space="preserve">    </w:t>
             </w:r>
             <w:r>
@@ -8881,16 +10413,6 @@
                 <w:lang w:eastAsia="en-IN" w:bidi="te-IN"/>
               </w:rPr>
               <w:br/>
-            </w:r>
-            <w:r>
-              <w:rPr>
-                <w:rFonts w:ascii="Courier New" w:eastAsia="Times New Roman" w:hAnsi="Courier New"/>
-                <w:color w:val="4D4D4A"/>
-                <w:sz w:val="24"/>
-                <w:szCs w:val="24"/>
-                <w:lang w:eastAsia="en-IN" w:bidi="te-IN"/>
-              </w:rPr>
-              <w:lastRenderedPageBreak/>
               <w:t xml:space="preserve">    </w:t>
             </w:r>
             <w:r>
@@ -10070,6 +11592,16 @@
                 <w:lang w:eastAsia="en-IN" w:bidi="te-IN"/>
               </w:rPr>
               <w:br/>
+            </w:r>
+            <w:r>
+              <w:rPr>
+                <w:rFonts w:ascii="Courier New" w:eastAsia="Times New Roman" w:hAnsi="Courier New"/>
+                <w:color w:val="4D4D4A"/>
+                <w:sz w:val="24"/>
+                <w:szCs w:val="24"/>
+                <w:lang w:eastAsia="en-IN" w:bidi="te-IN"/>
+              </w:rPr>
+              <w:lastRenderedPageBreak/>
               <w:t xml:space="preserve">    </w:t>
             </w:r>
             <w:r>
@@ -10711,16 +12243,6 @@
                 <w:lang w:eastAsia="en-IN" w:bidi="te-IN"/>
               </w:rPr>
               <w:br/>
-            </w:r>
-            <w:r>
-              <w:rPr>
-                <w:rFonts w:ascii="Courier New" w:eastAsia="Times New Roman" w:hAnsi="Courier New"/>
-                <w:color w:val="4D4D4A"/>
-                <w:sz w:val="24"/>
-                <w:szCs w:val="24"/>
-                <w:lang w:eastAsia="en-IN" w:bidi="te-IN"/>
-              </w:rPr>
-              <w:lastRenderedPageBreak/>
               <w:t xml:space="preserve">    &lt;</w:t>
             </w:r>
             <w:r>
@@ -11106,27 +12628,11 @@
         <w:pStyle w:val="h3-cem"/>
         <w:rPr>
           <w:color w:val="BFBFBF" w:themeColor="background1" w:themeShade="BF"/>
-          <w14:textFill>
-            <w14:solidFill>
-              <w14:schemeClr w14:val="bg1">
-                <w14:lumMod w14:val="75000"/>
-                <w14:lumMod w14:val="75000"/>
-              </w14:schemeClr>
-            </w14:solidFill>
-          </w14:textFill>
         </w:rPr>
       </w:pPr>
       <w:r>
         <w:rPr>
           <w:color w:val="BFBFBF" w:themeColor="background1" w:themeShade="BF"/>
-          <w14:textFill>
-            <w14:solidFill>
-              <w14:schemeClr w14:val="bg1">
-                <w14:lumMod w14:val="75000"/>
-                <w14:lumMod w14:val="75000"/>
-              </w14:schemeClr>
-            </w14:solidFill>
-          </w14:textFill>
         </w:rPr>
         <w:t>Jackson annotations</w:t>
       </w:r>
@@ -11322,7 +12828,6 @@
                   </w14:gradFill>
                 </w14:textFill>
               </w:rPr>
-              <w:lastRenderedPageBreak/>
               <w:t>@JacksonXmlRootElement(localName = "book")</w:t>
             </w:r>
           </w:p>
@@ -11963,6 +13468,7 @@
         <w:pStyle w:val="h3-blue-2"/>
       </w:pPr>
       <w:r>
+        <w:lastRenderedPageBreak/>
         <w:t>Writing XML data</w:t>
       </w:r>
     </w:p>
@@ -12841,7 +14347,6 @@
         <w:rPr>
           <w:lang w:val="en-US"/>
         </w:rPr>
-        <w:lastRenderedPageBreak/>
         <w:t>What is xml entity</w:t>
       </w:r>
     </w:p>
@@ -12930,14 +14435,6 @@
           <w:color w:val="BFBFBF" w:themeColor="background1" w:themeShade="BF"/>
           <w:sz w:val="52"/>
           <w:szCs w:val="20"/>
-          <w14:textFill>
-            <w14:solidFill>
-              <w14:schemeClr w14:val="bg1">
-                <w14:lumMod w14:val="75000"/>
-                <w14:lumMod w14:val="75000"/>
-              </w14:schemeClr>
-            </w14:solidFill>
-          </w14:textFill>
         </w:rPr>
       </w:pPr>
       <w:r>
@@ -12945,14 +14442,6 @@
           <w:color w:val="BFBFBF" w:themeColor="background1" w:themeShade="BF"/>
           <w:sz w:val="52"/>
           <w:szCs w:val="20"/>
-          <w14:textFill>
-            <w14:solidFill>
-              <w14:schemeClr w14:val="bg1">
-                <w14:lumMod w14:val="75000"/>
-                <w14:lumMod w14:val="75000"/>
-              </w14:schemeClr>
-            </w14:solidFill>
-          </w14:textFill>
         </w:rPr>
         <w:t xml:space="preserve">bind xml </w:t>
       </w:r>
@@ -12961,14 +14450,6 @@
           <w:color w:val="BFBFBF" w:themeColor="background1" w:themeShade="BF"/>
           <w:sz w:val="52"/>
           <w:szCs w:val="20"/>
-          <w14:textFill>
-            <w14:solidFill>
-              <w14:schemeClr w14:val="bg1">
-                <w14:lumMod w14:val="75000"/>
-                <w14:lumMod w14:val="75000"/>
-              </w14:schemeClr>
-            </w14:solidFill>
-          </w14:textFill>
         </w:rPr>
         <w:t xml:space="preserve">data </w:t>
       </w:r>
@@ -12977,14 +14458,6 @@
           <w:color w:val="BFBFBF" w:themeColor="background1" w:themeShade="BF"/>
           <w:sz w:val="52"/>
           <w:szCs w:val="20"/>
-          <w14:textFill>
-            <w14:solidFill>
-              <w14:schemeClr w14:val="bg1">
-                <w14:lumMod w14:val="75000"/>
-                <w14:lumMod w14:val="75000"/>
-              </w14:schemeClr>
-            </w14:solidFill>
-          </w14:textFill>
         </w:rPr>
         <w:t>to java objects</w:t>
       </w:r>
@@ -12993,14 +14466,6 @@
           <w:color w:val="BFBFBF" w:themeColor="background1" w:themeShade="BF"/>
           <w:sz w:val="52"/>
           <w:szCs w:val="20"/>
-          <w14:textFill>
-            <w14:solidFill>
-              <w14:schemeClr w14:val="bg1">
-                <w14:lumMod w14:val="75000"/>
-                <w14:lumMod w14:val="75000"/>
-              </w14:schemeClr>
-            </w14:solidFill>
-          </w14:textFill>
         </w:rPr>
         <w:t xml:space="preserve"> </w:t>
       </w:r>
@@ -13009,14 +14474,6 @@
           <w:color w:val="BFBFBF" w:themeColor="background1" w:themeShade="BF"/>
           <w:sz w:val="52"/>
           <w:szCs w:val="20"/>
-          <w14:textFill>
-            <w14:solidFill>
-              <w14:schemeClr w14:val="bg1">
-                <w14:lumMod w14:val="75000"/>
-                <w14:lumMod w14:val="75000"/>
-              </w14:schemeClr>
-            </w14:solidFill>
-          </w14:textFill>
         </w:rPr>
         <w:t>Jaxb unmarshal</w:t>
       </w:r>
@@ -13038,8 +14495,6 @@
       <w:r>
         <w:t>– but best option is use jackson-dataformat-xml jar</w:t>
       </w:r>
-      <w:bookmarkStart w:id="0" w:name="_GoBack"/>
-      <w:bookmarkEnd w:id="0"/>
     </w:p>
     <w:tbl>
       <w:tblPr>
@@ -13091,6 +14546,7 @@
                 <w:sz w:val="24"/>
                 <w:lang w:eastAsia="en-IN" w:bidi="te-IN"/>
               </w:rPr>
+              <w:lastRenderedPageBreak/>
               <w:t xml:space="preserve">unmarshalling a list </w:t>
             </w:r>
           </w:p>
@@ -15100,16 +16556,6 @@
                 <w:lang w:eastAsia="en-IN" w:bidi="te-IN"/>
               </w:rPr>
               <w:br/>
-            </w:r>
-            <w:r>
-              <w:rPr>
-                <w:rFonts w:eastAsia="Times New Roman"/>
-                <w:color w:val="0F92E3"/>
-                <w:sz w:val="24"/>
-                <w:szCs w:val="24"/>
-                <w:lang w:eastAsia="en-IN" w:bidi="te-IN"/>
-              </w:rPr>
-              <w:lastRenderedPageBreak/>
               <w:t xml:space="preserve">                &lt;name&gt;radhika&lt;/name&gt;</w:t>
             </w:r>
             <w:r>
@@ -15633,6 +17079,7 @@
                 <w:szCs w:val="24"/>
                 <w:lang w:eastAsia="en-IN" w:bidi="te-IN"/>
               </w:rPr>
+              <w:lastRenderedPageBreak/>
               <w:br/>
               <w:t xml:space="preserve">    }</w:t>
             </w:r>
@@ -16850,9 +18297,9 @@
     </w:lvl>
   </w:abstractNum>
   <w:abstractNum w:abstractNumId="9">
-    <w:nsid w:val="3D7442F1"/>
+    <w:nsid w:val="325362AA"/>
     <w:multiLevelType w:val="multilevel"/>
-    <w:tmpl w:val="BBF2D916"/>
+    <w:tmpl w:val="A71C490E"/>
     <w:lvl w:ilvl="0">
       <w:start w:val="1"/>
       <w:numFmt w:val="bullet"/>
@@ -16999,9 +18446,9 @@
     </w:lvl>
   </w:abstractNum>
   <w:abstractNum w:abstractNumId="10">
-    <w:nsid w:val="40A95D90"/>
+    <w:nsid w:val="3D7442F1"/>
     <w:multiLevelType w:val="multilevel"/>
-    <w:tmpl w:val="74649EF6"/>
+    <w:tmpl w:val="BBF2D916"/>
     <w:lvl w:ilvl="0">
       <w:start w:val="1"/>
       <w:numFmt w:val="bullet"/>
@@ -17148,9 +18595,9 @@
     </w:lvl>
   </w:abstractNum>
   <w:abstractNum w:abstractNumId="11">
-    <w:nsid w:val="4A80568D"/>
+    <w:nsid w:val="40A95D90"/>
     <w:multiLevelType w:val="multilevel"/>
-    <w:tmpl w:val="47584D5E"/>
+    <w:tmpl w:val="74649EF6"/>
     <w:lvl w:ilvl="0">
       <w:start w:val="1"/>
       <w:numFmt w:val="bullet"/>
@@ -17297,6 +18744,155 @@
     </w:lvl>
   </w:abstractNum>
   <w:abstractNum w:abstractNumId="12">
+    <w:nsid w:val="4A80568D"/>
+    <w:multiLevelType w:val="multilevel"/>
+    <w:tmpl w:val="47584D5E"/>
+    <w:lvl w:ilvl="0">
+      <w:start w:val="1"/>
+      <w:numFmt w:val="bullet"/>
+      <w:lvlText w:val=""/>
+      <w:lvlJc w:val="left"/>
+      <w:pPr>
+        <w:tabs>
+          <w:tab w:val="num" w:pos="720"/>
+        </w:tabs>
+        <w:ind w:left="720" w:hanging="360"/>
+      </w:pPr>
+      <w:rPr>
+        <w:rFonts w:ascii="Symbol" w:hAnsi="Symbol" w:hint="default"/>
+        <w:sz w:val="20"/>
+      </w:rPr>
+    </w:lvl>
+    <w:lvl w:ilvl="1" w:tentative="1">
+      <w:start w:val="1"/>
+      <w:numFmt w:val="bullet"/>
+      <w:lvlText w:val="o"/>
+      <w:lvlJc w:val="left"/>
+      <w:pPr>
+        <w:tabs>
+          <w:tab w:val="num" w:pos="1440"/>
+        </w:tabs>
+        <w:ind w:left="1440" w:hanging="360"/>
+      </w:pPr>
+      <w:rPr>
+        <w:rFonts w:ascii="Courier New" w:hAnsi="Courier New" w:hint="default"/>
+        <w:sz w:val="20"/>
+      </w:rPr>
+    </w:lvl>
+    <w:lvl w:ilvl="2" w:tentative="1">
+      <w:start w:val="1"/>
+      <w:numFmt w:val="bullet"/>
+      <w:lvlText w:val=""/>
+      <w:lvlJc w:val="left"/>
+      <w:pPr>
+        <w:tabs>
+          <w:tab w:val="num" w:pos="2160"/>
+        </w:tabs>
+        <w:ind w:left="2160" w:hanging="360"/>
+      </w:pPr>
+      <w:rPr>
+        <w:rFonts w:ascii="Wingdings" w:hAnsi="Wingdings" w:hint="default"/>
+        <w:sz w:val="20"/>
+      </w:rPr>
+    </w:lvl>
+    <w:lvl w:ilvl="3" w:tentative="1">
+      <w:start w:val="1"/>
+      <w:numFmt w:val="bullet"/>
+      <w:lvlText w:val=""/>
+      <w:lvlJc w:val="left"/>
+      <w:pPr>
+        <w:tabs>
+          <w:tab w:val="num" w:pos="2880"/>
+        </w:tabs>
+        <w:ind w:left="2880" w:hanging="360"/>
+      </w:pPr>
+      <w:rPr>
+        <w:rFonts w:ascii="Wingdings" w:hAnsi="Wingdings" w:hint="default"/>
+        <w:sz w:val="20"/>
+      </w:rPr>
+    </w:lvl>
+    <w:lvl w:ilvl="4" w:tentative="1">
+      <w:start w:val="1"/>
+      <w:numFmt w:val="bullet"/>
+      <w:lvlText w:val=""/>
+      <w:lvlJc w:val="left"/>
+      <w:pPr>
+        <w:tabs>
+          <w:tab w:val="num" w:pos="3600"/>
+        </w:tabs>
+        <w:ind w:left="3600" w:hanging="360"/>
+      </w:pPr>
+      <w:rPr>
+        <w:rFonts w:ascii="Wingdings" w:hAnsi="Wingdings" w:hint="default"/>
+        <w:sz w:val="20"/>
+      </w:rPr>
+    </w:lvl>
+    <w:lvl w:ilvl="5" w:tentative="1">
+      <w:start w:val="1"/>
+      <w:numFmt w:val="bullet"/>
+      <w:lvlText w:val=""/>
+      <w:lvlJc w:val="left"/>
+      <w:pPr>
+        <w:tabs>
+          <w:tab w:val="num" w:pos="4320"/>
+        </w:tabs>
+        <w:ind w:left="4320" w:hanging="360"/>
+      </w:pPr>
+      <w:rPr>
+        <w:rFonts w:ascii="Wingdings" w:hAnsi="Wingdings" w:hint="default"/>
+        <w:sz w:val="20"/>
+      </w:rPr>
+    </w:lvl>
+    <w:lvl w:ilvl="6" w:tentative="1">
+      <w:start w:val="1"/>
+      <w:numFmt w:val="bullet"/>
+      <w:lvlText w:val=""/>
+      <w:lvlJc w:val="left"/>
+      <w:pPr>
+        <w:tabs>
+          <w:tab w:val="num" w:pos="5040"/>
+        </w:tabs>
+        <w:ind w:left="5040" w:hanging="360"/>
+      </w:pPr>
+      <w:rPr>
+        <w:rFonts w:ascii="Wingdings" w:hAnsi="Wingdings" w:hint="default"/>
+        <w:sz w:val="20"/>
+      </w:rPr>
+    </w:lvl>
+    <w:lvl w:ilvl="7" w:tentative="1">
+      <w:start w:val="1"/>
+      <w:numFmt w:val="bullet"/>
+      <w:lvlText w:val=""/>
+      <w:lvlJc w:val="left"/>
+      <w:pPr>
+        <w:tabs>
+          <w:tab w:val="num" w:pos="5760"/>
+        </w:tabs>
+        <w:ind w:left="5760" w:hanging="360"/>
+      </w:pPr>
+      <w:rPr>
+        <w:rFonts w:ascii="Wingdings" w:hAnsi="Wingdings" w:hint="default"/>
+        <w:sz w:val="20"/>
+      </w:rPr>
+    </w:lvl>
+    <w:lvl w:ilvl="8" w:tentative="1">
+      <w:start w:val="1"/>
+      <w:numFmt w:val="bullet"/>
+      <w:lvlText w:val=""/>
+      <w:lvlJc w:val="left"/>
+      <w:pPr>
+        <w:tabs>
+          <w:tab w:val="num" w:pos="6480"/>
+        </w:tabs>
+        <w:ind w:left="6480" w:hanging="360"/>
+      </w:pPr>
+      <w:rPr>
+        <w:rFonts w:ascii="Wingdings" w:hAnsi="Wingdings" w:hint="default"/>
+        <w:sz w:val="20"/>
+      </w:rPr>
+    </w:lvl>
+  </w:abstractNum>
+  <w:abstractNum w:abstractNumId="13">
     <w:nsid w:val="4E832FB1"/>
     <w:multiLevelType w:val="multilevel"/>
     <w:tmpl w:val="9D266096"/>
@@ -17445,7 +19041,7 @@
       </w:rPr>
     </w:lvl>
   </w:abstractNum>
-  <w:abstractNum w:abstractNumId="13">
+  <w:abstractNum w:abstractNumId="14">
     <w:nsid w:val="53441D0A"/>
     <w:multiLevelType w:val="multilevel"/>
     <w:tmpl w:val="64824350"/>
@@ -17594,7 +19190,7 @@
       </w:rPr>
     </w:lvl>
   </w:abstractNum>
-  <w:abstractNum w:abstractNumId="14">
+  <w:abstractNum w:abstractNumId="15">
     <w:nsid w:val="55F02693"/>
     <w:multiLevelType w:val="multilevel"/>
     <w:tmpl w:val="1EC4C37A"/>
@@ -17743,7 +19339,7 @@
       </w:rPr>
     </w:lvl>
   </w:abstractNum>
-  <w:abstractNum w:abstractNumId="15">
+  <w:abstractNum w:abstractNumId="16">
     <w:nsid w:val="57D13E4F"/>
     <w:multiLevelType w:val="multilevel"/>
     <w:tmpl w:val="57F48992"/>
@@ -17892,7 +19488,7 @@
       </w:rPr>
     </w:lvl>
   </w:abstractNum>
-  <w:abstractNum w:abstractNumId="16">
+  <w:abstractNum w:abstractNumId="17">
     <w:nsid w:val="5ADB4641"/>
     <w:multiLevelType w:val="multilevel"/>
     <w:tmpl w:val="F5B6047C"/>
@@ -18041,7 +19637,7 @@
       </w:rPr>
     </w:lvl>
   </w:abstractNum>
-  <w:abstractNum w:abstractNumId="17">
+  <w:abstractNum w:abstractNumId="18">
     <w:nsid w:val="5D4853B0"/>
     <w:multiLevelType w:val="multilevel"/>
     <w:tmpl w:val="B7DAC268"/>
@@ -18190,7 +19786,7 @@
       </w:rPr>
     </w:lvl>
   </w:abstractNum>
-  <w:abstractNum w:abstractNumId="18">
+  <w:abstractNum w:abstractNumId="19">
     <w:nsid w:val="5DA72508"/>
     <w:multiLevelType w:val="multilevel"/>
     <w:tmpl w:val="C62ACBC0"/>
@@ -18339,7 +19935,7 @@
       </w:rPr>
     </w:lvl>
   </w:abstractNum>
-  <w:abstractNum w:abstractNumId="19">
+  <w:abstractNum w:abstractNumId="20">
     <w:nsid w:val="6CB234B7"/>
     <w:multiLevelType w:val="hybridMultilevel"/>
     <w:tmpl w:val="D08E524E"/>
@@ -18451,7 +20047,7 @@
       </w:rPr>
     </w:lvl>
   </w:abstractNum>
-  <w:abstractNum w:abstractNumId="20">
+  <w:abstractNum w:abstractNumId="21">
     <w:nsid w:val="70055116"/>
     <w:multiLevelType w:val="multilevel"/>
     <w:tmpl w:val="DF1242AA"/>
@@ -18600,7 +20196,7 @@
       </w:rPr>
     </w:lvl>
   </w:abstractNum>
-  <w:abstractNum w:abstractNumId="21">
+  <w:abstractNum w:abstractNumId="22">
     <w:nsid w:val="71897481"/>
     <w:multiLevelType w:val="hybridMultilevel"/>
     <w:tmpl w:val="A366E89C"/>
@@ -18713,10 +20309,10 @@
       </w:rPr>
     </w:lvl>
   </w:abstractNum>
-  <w:abstractNum w:abstractNumId="22">
-    <w:nsid w:val="72A73140"/>
+  <w:abstractNum w:abstractNumId="23">
+    <w:nsid w:val="71905F46"/>
     <w:multiLevelType w:val="multilevel"/>
-    <w:tmpl w:val="55AC23EA"/>
+    <w:tmpl w:val="AEAEC82C"/>
     <w:lvl w:ilvl="0">
       <w:start w:val="1"/>
       <w:numFmt w:val="bullet"/>
@@ -18862,8 +20458,157 @@
       </w:rPr>
     </w:lvl>
   </w:abstractNum>
+  <w:abstractNum w:abstractNumId="24">
+    <w:nsid w:val="72A73140"/>
+    <w:multiLevelType w:val="multilevel"/>
+    <w:tmpl w:val="55AC23EA"/>
+    <w:lvl w:ilvl="0">
+      <w:start w:val="1"/>
+      <w:numFmt w:val="bullet"/>
+      <w:lvlText w:val=""/>
+      <w:lvlJc w:val="left"/>
+      <w:pPr>
+        <w:tabs>
+          <w:tab w:val="num" w:pos="720"/>
+        </w:tabs>
+        <w:ind w:left="720" w:hanging="360"/>
+      </w:pPr>
+      <w:rPr>
+        <w:rFonts w:ascii="Symbol" w:hAnsi="Symbol" w:hint="default"/>
+        <w:sz w:val="20"/>
+      </w:rPr>
+    </w:lvl>
+    <w:lvl w:ilvl="1" w:tentative="1">
+      <w:start w:val="1"/>
+      <w:numFmt w:val="bullet"/>
+      <w:lvlText w:val="o"/>
+      <w:lvlJc w:val="left"/>
+      <w:pPr>
+        <w:tabs>
+          <w:tab w:val="num" w:pos="1440"/>
+        </w:tabs>
+        <w:ind w:left="1440" w:hanging="360"/>
+      </w:pPr>
+      <w:rPr>
+        <w:rFonts w:ascii="Courier New" w:hAnsi="Courier New" w:hint="default"/>
+        <w:sz w:val="20"/>
+      </w:rPr>
+    </w:lvl>
+    <w:lvl w:ilvl="2" w:tentative="1">
+      <w:start w:val="1"/>
+      <w:numFmt w:val="bullet"/>
+      <w:lvlText w:val=""/>
+      <w:lvlJc w:val="left"/>
+      <w:pPr>
+        <w:tabs>
+          <w:tab w:val="num" w:pos="2160"/>
+        </w:tabs>
+        <w:ind w:left="2160" w:hanging="360"/>
+      </w:pPr>
+      <w:rPr>
+        <w:rFonts w:ascii="Wingdings" w:hAnsi="Wingdings" w:hint="default"/>
+        <w:sz w:val="20"/>
+      </w:rPr>
+    </w:lvl>
+    <w:lvl w:ilvl="3" w:tentative="1">
+      <w:start w:val="1"/>
+      <w:numFmt w:val="bullet"/>
+      <w:lvlText w:val=""/>
+      <w:lvlJc w:val="left"/>
+      <w:pPr>
+        <w:tabs>
+          <w:tab w:val="num" w:pos="2880"/>
+        </w:tabs>
+        <w:ind w:left="2880" w:hanging="360"/>
+      </w:pPr>
+      <w:rPr>
+        <w:rFonts w:ascii="Wingdings" w:hAnsi="Wingdings" w:hint="default"/>
+        <w:sz w:val="20"/>
+      </w:rPr>
+    </w:lvl>
+    <w:lvl w:ilvl="4" w:tentative="1">
+      <w:start w:val="1"/>
+      <w:numFmt w:val="bullet"/>
+      <w:lvlText w:val=""/>
+      <w:lvlJc w:val="left"/>
+      <w:pPr>
+        <w:tabs>
+          <w:tab w:val="num" w:pos="3600"/>
+        </w:tabs>
+        <w:ind w:left="3600" w:hanging="360"/>
+      </w:pPr>
+      <w:rPr>
+        <w:rFonts w:ascii="Wingdings" w:hAnsi="Wingdings" w:hint="default"/>
+        <w:sz w:val="20"/>
+      </w:rPr>
+    </w:lvl>
+    <w:lvl w:ilvl="5" w:tentative="1">
+      <w:start w:val="1"/>
+      <w:numFmt w:val="bullet"/>
+      <w:lvlText w:val=""/>
+      <w:lvlJc w:val="left"/>
+      <w:pPr>
+        <w:tabs>
+          <w:tab w:val="num" w:pos="4320"/>
+        </w:tabs>
+        <w:ind w:left="4320" w:hanging="360"/>
+      </w:pPr>
+      <w:rPr>
+        <w:rFonts w:ascii="Wingdings" w:hAnsi="Wingdings" w:hint="default"/>
+        <w:sz w:val="20"/>
+      </w:rPr>
+    </w:lvl>
+    <w:lvl w:ilvl="6" w:tentative="1">
+      <w:start w:val="1"/>
+      <w:numFmt w:val="bullet"/>
+      <w:lvlText w:val=""/>
+      <w:lvlJc w:val="left"/>
+      <w:pPr>
+        <w:tabs>
+          <w:tab w:val="num" w:pos="5040"/>
+        </w:tabs>
+        <w:ind w:left="5040" w:hanging="360"/>
+      </w:pPr>
+      <w:rPr>
+        <w:rFonts w:ascii="Wingdings" w:hAnsi="Wingdings" w:hint="default"/>
+        <w:sz w:val="20"/>
+      </w:rPr>
+    </w:lvl>
+    <w:lvl w:ilvl="7" w:tentative="1">
+      <w:start w:val="1"/>
+      <w:numFmt w:val="bullet"/>
+      <w:lvlText w:val=""/>
+      <w:lvlJc w:val="left"/>
+      <w:pPr>
+        <w:tabs>
+          <w:tab w:val="num" w:pos="5760"/>
+        </w:tabs>
+        <w:ind w:left="5760" w:hanging="360"/>
+      </w:pPr>
+      <w:rPr>
+        <w:rFonts w:ascii="Wingdings" w:hAnsi="Wingdings" w:hint="default"/>
+        <w:sz w:val="20"/>
+      </w:rPr>
+    </w:lvl>
+    <w:lvl w:ilvl="8" w:tentative="1">
+      <w:start w:val="1"/>
+      <w:numFmt w:val="bullet"/>
+      <w:lvlText w:val=""/>
+      <w:lvlJc w:val="left"/>
+      <w:pPr>
+        <w:tabs>
+          <w:tab w:val="num" w:pos="6480"/>
+        </w:tabs>
+        <w:ind w:left="6480" w:hanging="360"/>
+      </w:pPr>
+      <w:rPr>
+        <w:rFonts w:ascii="Wingdings" w:hAnsi="Wingdings" w:hint="default"/>
+        <w:sz w:val="20"/>
+      </w:rPr>
+    </w:lvl>
+  </w:abstractNum>
   <w:num w:numId="1">
-    <w:abstractNumId w:val="21"/>
+    <w:abstractNumId w:val="22"/>
   </w:num>
   <w:num w:numId="2">
     <w:abstractNumId w:val="3"/>
@@ -18872,37 +20617,37 @@
     <w:abstractNumId w:val="0"/>
   </w:num>
   <w:num w:numId="4">
-    <w:abstractNumId w:val="20"/>
+    <w:abstractNumId w:val="21"/>
   </w:num>
   <w:num w:numId="5">
     <w:abstractNumId w:val="5"/>
   </w:num>
   <w:num w:numId="6">
-    <w:abstractNumId w:val="9"/>
+    <w:abstractNumId w:val="10"/>
   </w:num>
   <w:num w:numId="7">
-    <w:abstractNumId w:val="13"/>
+    <w:abstractNumId w:val="14"/>
   </w:num>
   <w:num w:numId="8">
-    <w:abstractNumId w:val="17"/>
+    <w:abstractNumId w:val="18"/>
   </w:num>
   <w:num w:numId="9">
-    <w:abstractNumId w:val="22"/>
+    <w:abstractNumId w:val="24"/>
   </w:num>
   <w:num w:numId="10">
-    <w:abstractNumId w:val="18"/>
+    <w:abstractNumId w:val="19"/>
   </w:num>
   <w:num w:numId="11">
     <w:abstractNumId w:val="8"/>
   </w:num>
   <w:num w:numId="12">
-    <w:abstractNumId w:val="10"/>
+    <w:abstractNumId w:val="11"/>
   </w:num>
   <w:num w:numId="13">
-    <w:abstractNumId w:val="14"/>
+    <w:abstractNumId w:val="15"/>
   </w:num>
   <w:num w:numId="14">
-    <w:abstractNumId w:val="12"/>
+    <w:abstractNumId w:val="13"/>
   </w:num>
   <w:num w:numId="15">
     <w:abstractNumId w:val="1"/>
@@ -18914,22 +20659,28 @@
     <w:abstractNumId w:val="4"/>
   </w:num>
   <w:num w:numId="18">
+    <w:abstractNumId w:val="17"/>
+  </w:num>
+  <w:num w:numId="19">
     <w:abstractNumId w:val="16"/>
   </w:num>
-  <w:num w:numId="19">
-    <w:abstractNumId w:val="15"/>
-  </w:num>
   <w:num w:numId="20">
-    <w:abstractNumId w:val="11"/>
+    <w:abstractNumId w:val="12"/>
   </w:num>
   <w:num w:numId="21">
     <w:abstractNumId w:val="2"/>
   </w:num>
   <w:num w:numId="22">
-    <w:abstractNumId w:val="19"/>
+    <w:abstractNumId w:val="20"/>
   </w:num>
   <w:num w:numId="23">
     <w:abstractNumId w:val="7"/>
+  </w:num>
+  <w:num w:numId="24">
+    <w:abstractNumId w:val="23"/>
+  </w:num>
+  <w:num w:numId="25">
+    <w:abstractNumId w:val="9"/>
   </w:num>
   <w:numIdMacAtCleanup w:val="16"/>
 </w:numbering>
@@ -21818,6 +23569,26 @@
     <w:basedOn w:val="DefaultParagraphFont"/>
     <w:rsid w:val="00C1173F"/>
   </w:style>
+  <w:style w:type="character" w:customStyle="1" w:styleId="hljs-type">
+    <w:name w:val="hljs-type"/>
+    <w:basedOn w:val="DefaultParagraphFont"/>
+    <w:rsid w:val="00284C29"/>
+  </w:style>
+  <w:style w:type="character" w:customStyle="1" w:styleId="hljs-variable">
+    <w:name w:val="hljs-variable"/>
+    <w:basedOn w:val="DefaultParagraphFont"/>
+    <w:rsid w:val="00284C29"/>
+  </w:style>
+  <w:style w:type="character" w:customStyle="1" w:styleId="hljs-operator">
+    <w:name w:val="hljs-operator"/>
+    <w:basedOn w:val="DefaultParagraphFont"/>
+    <w:rsid w:val="00284C29"/>
+  </w:style>
+  <w:style w:type="character" w:customStyle="1" w:styleId="hljs-punctuation">
+    <w:name w:val="hljs-punctuation"/>
+    <w:basedOn w:val="DefaultParagraphFont"/>
+    <w:rsid w:val="00284C29"/>
+  </w:style>
 </w:styles>
 </file>
 
@@ -22087,7 +23858,7 @@
 </file>
 
 <file path=customXml/itemProps1.xml><?xml version="1.0" encoding="utf-8"?>
-<ds:datastoreItem xmlns:ds="http://schemas.openxmlformats.org/officeDocument/2006/customXml" ds:itemID="{839C75D4-C288-4B2F-893F-0F9F942BD3C4}">
+<ds:datastoreItem xmlns:ds="http://schemas.openxmlformats.org/officeDocument/2006/customXml" ds:itemID="{87602104-32DB-49C2-9584-B125F6320EA6}">
   <ds:schemaRefs>
     <ds:schemaRef ds:uri="http://schemas.openxmlformats.org/officeDocument/2006/bibliography"/>
   </ds:schemaRefs>
